--- a/pr-preview/pr-242/prediction-handout.docx
+++ b/pr-preview/pr-242/prediction-handout.docx
@@ -15,7 +15,7 @@
         <w:pStyle w:val="Date"/>
       </w:pPr>
       <w:r>
-        <w:t xml:space="preserve">Last modified: 2026-10-16 01:48:06 (PDT)</w:t>
+        <w:t xml:space="preserve">Last modified: 2026-10-16 02:24:20 (PDT)</w:t>
       </w:r>
     </w:p>
     <w:bookmarkStart w:id="26" w:name="sec-predictions"/>

--- a/pr-preview/pr-242/prediction-handout.docx
+++ b/pr-preview/pr-242/prediction-handout.docx
@@ -15,7 +15,7 @@
         <w:pStyle w:val="Date"/>
       </w:pPr>
       <w:r>
-        <w:t xml:space="preserve">Last modified: 2026-10-16 02:24:20 (PDT)</w:t>
+        <w:t xml:space="preserve">Last modified: 2026-10-16 02:40:41 (PDT)</w:t>
       </w:r>
     </w:p>
     <w:bookmarkStart w:id="26" w:name="sec-predictions"/>
@@ -584,16 +584,21 @@
           </m:rPr>
           <m:t>;</m:t>
         </m:r>
-        <m:acc>
-          <m:accPr>
-            <m:chr m:val="̃"/>
-          </m:accPr>
+        <m:limLow>
           <m:e>
             <m:r>
               <m:t>θ</m:t>
             </m:r>
           </m:e>
-        </m:acc>
+          <m:lim>
+            <m:r>
+              <m:rPr>
+                <m:sty m:val="p"/>
+              </m:rPr>
+              <m:t>∼</m:t>
+            </m:r>
+          </m:lim>
+        </m:limLow>
         <m:r>
           <m:rPr>
             <m:sty m:val="p"/>
@@ -611,16 +616,21 @@
         <w:t xml:space="preserve"> </w:t>
       </w:r>
       <m:oMath>
-        <m:acc>
-          <m:accPr>
-            <m:chr m:val="̃"/>
-          </m:accPr>
+        <m:limLow>
           <m:e>
             <m:r>
               <m:t>θ</m:t>
             </m:r>
           </m:e>
-        </m:acc>
+          <m:lim>
+            <m:r>
+              <m:rPr>
+                <m:sty m:val="p"/>
+              </m:rPr>
+              <m:t>∼</m:t>
+            </m:r>
+          </m:lim>
+        </m:limLow>
       </m:oMath>
       <w:r>
         <w:t xml:space="preserve">,</w:t>
@@ -640,16 +650,21 @@
             <m:chr m:val="̂"/>
           </m:accPr>
           <m:e>
-            <m:acc>
-              <m:accPr>
-                <m:chr m:val="̃"/>
-              </m:accPr>
+            <m:limLow>
               <m:e>
                 <m:r>
                   <m:t>θ</m:t>
                 </m:r>
               </m:e>
-            </m:acc>
+              <m:lim>
+                <m:r>
+                  <m:rPr>
+                    <m:sty m:val="p"/>
+                  </m:rPr>
+                  <m:t>∼</m:t>
+                </m:r>
+              </m:lim>
+            </m:limLow>
           </m:e>
         </m:acc>
       </m:oMath>
@@ -663,16 +678,21 @@
         <w:t xml:space="preserve"> </w:t>
       </w:r>
       <m:oMath>
-        <m:acc>
-          <m:accPr>
-            <m:chr m:val="̃"/>
-          </m:accPr>
+        <m:limLow>
           <m:e>
             <m:r>
               <m:t>θ</m:t>
             </m:r>
           </m:e>
-        </m:acc>
+          <m:lim>
+            <m:r>
+              <m:rPr>
+                <m:sty m:val="p"/>
+              </m:rPr>
+              <m:t>∼</m:t>
+            </m:r>
+          </m:lim>
+        </m:limLow>
       </m:oMath>
       <w:r>
         <w:t xml:space="preserve">.</w:t>
@@ -795,16 +815,21 @@
               <m:chr m:val="̂"/>
             </m:accPr>
             <m:e>
-              <m:acc>
-                <m:accPr>
-                  <m:chr m:val="̃"/>
-                </m:accPr>
+              <m:limLow>
                 <m:e>
                   <m:r>
                     <m:t>θ</m:t>
                   </m:r>
                 </m:e>
-              </m:acc>
+                <m:lim>
+                  <m:r>
+                    <m:rPr>
+                      <m:sty m:val="p"/>
+                    </m:rPr>
+                    <m:t>∼</m:t>
+                  </m:r>
+                </m:lim>
+              </m:limLow>
             </m:e>
           </m:acc>
           <m:r>
@@ -1438,16 +1463,21 @@
               <m:chr m:val="̂"/>
             </m:accPr>
             <m:e>
-              <m:acc>
-                <m:accPr>
-                  <m:chr m:val="̃"/>
-                </m:accPr>
+              <m:limLow>
                 <m:e>
                   <m:r>
                     <m:t>θ</m:t>
                   </m:r>
                 </m:e>
-              </m:acc>
+                <m:lim>
+                  <m:r>
+                    <m:rPr>
+                      <m:sty m:val="p"/>
+                    </m:rPr>
+                    <m:t>∼</m:t>
+                  </m:r>
+                </m:lim>
+              </m:limLow>
             </m:e>
           </m:acc>
           <m:r>
@@ -1858,7 +1888,7 @@
           <w:b/>
           <w:bCs/>
         </w:rPr>
-        <w:t xml:space="preserve">Exercise 1 (Prediction error and residual of a fitted observation)</w:t>
+        <w:t xml:space="preserve">Exercise 1 (Prediction error and residual)</w:t>
       </w:r>
       <w:r>
         <w:t xml:space="preserve"> </w:t>
@@ -1875,10 +1905,7 @@
         </m:r>
       </m:oMath>
       <w:r>
-        <w:t xml:space="preserve"> </w:t>
-      </w:r>
-      <w:r>
-        <w:t xml:space="preserve">that was used to fit the model,</w:t>
+        <w:t xml:space="preserve">,</w:t>
       </w:r>
       <w:r>
         <w:t xml:space="preserve"> </w:t>
@@ -2221,10 +2248,7 @@
         </m:r>
       </m:oMath>
       <w:r>
-        <w:t xml:space="preserve"> </w:t>
-      </w:r>
-      <w:r>
-        <w:t xml:space="preserve">that was used to fit the model,</w:t>
+        <w:t xml:space="preserve">,</w:t>
       </w:r>
       <w:r>
         <w:t xml:space="preserve"> </w:t>
@@ -2395,10 +2419,7 @@
         </m:r>
       </m:oMath>
       <w:r>
-        <w:t xml:space="preserve"> </w:t>
-      </w:r>
-      <w:r>
-        <w:t xml:space="preserve">that was used to fit the model,</w:t>
+        <w:t xml:space="preserve">,</w:t>
       </w:r>
       <w:r>
         <w:t xml:space="preserve"> </w:t>
@@ -4214,7 +4235,7 @@
         <w:pStyle w:val="FirstParagraph"/>
       </w:pPr>
       <w:r>
-        <w:t xml:space="preserve">For an observation used to fit the model,</w:t>
+        <w:t xml:space="preserve">For a fitted value,</w:t>
       </w:r>
       <w:r>
         <w:t xml:space="preserve"> </w:t>
@@ -4744,16 +4765,21 @@
               <m:chr m:val="̂"/>
             </m:accPr>
             <m:e>
-              <m:acc>
-                <m:accPr>
-                  <m:chr m:val="̃"/>
-                </m:accPr>
+              <m:limLow>
                 <m:e>
                   <m:r>
                     <m:t>θ</m:t>
                   </m:r>
                 </m:e>
-              </m:acc>
+                <m:lim>
+                  <m:r>
+                    <m:rPr>
+                      <m:sty m:val="p"/>
+                    </m:rPr>
+                    <m:t>∼</m:t>
+                  </m:r>
+                </m:lim>
+              </m:limLow>
             </m:e>
           </m:acc>
           <m:r>
@@ -4789,16 +4815,21 @@
               <m:chr m:val="̂"/>
             </m:accPr>
             <m:e>
-              <m:acc>
-                <m:accPr>
-                  <m:chr m:val="̃"/>
-                </m:accPr>
+              <m:limLow>
                 <m:e>
                   <m:r>
                     <m:t>θ</m:t>
                   </m:r>
                 </m:e>
-              </m:acc>
+                <m:lim>
+                  <m:r>
+                    <m:rPr>
+                      <m:sty m:val="p"/>
+                    </m:rPr>
+                    <m:t>∼</m:t>
+                  </m:r>
+                </m:lim>
+              </m:limLow>
             </m:e>
           </m:acc>
           <m:r>

--- a/pr-preview/pr-242/prediction-handout.docx
+++ b/pr-preview/pr-242/prediction-handout.docx
@@ -15,7 +15,7 @@
         <w:pStyle w:val="Date"/>
       </w:pPr>
       <w:r>
-        <w:t xml:space="preserve">Last modified: 2026-10-16 02:40:41 (PDT)</w:t>
+        <w:t xml:space="preserve">Last modified: 2026-10-16 02:56:53 (PDT)</w:t>
       </w:r>
     </w:p>
     <w:bookmarkStart w:id="26" w:name="sec-predictions"/>
